--- a/PrintHive_Abstract_Achievements_Organization.docx
+++ b/PrintHive_Abstract_Achievements_Organization.docx
@@ -140,7 +140,7 @@
         <w:t xml:space="preserve">• 1. Multi-Role 3-Sided Decentralized Architecture: </w:t>
       </w:r>
       <w:r>
-        <w:t>Architected and deployed a unified multi-tenant ecosystem supporting four distinct user roles: Buyers, 3D Designers (Creators), 3D Printer Hub Owners, and Platform Administrators. Designed strict client-side LocalStorage partitioning and server-side PostgreSQL Row Level Security (RLS) policies, guaranteeing that shopping carts, wishlists, and product management remain completely isolated between user sessions and role workspaces without cross-account data leakage.</w:t>
+        <w:t>Architected and deployed a unified multi-tenant ecosystem supporting four distinct user roles: Buyers, 3D Designers (Creators), 3D Printer Hub Owners, and Platform Administrators. Isolation between accounts, role-workspaces, and inventory is enforced strictly via server-side PostgreSQL Row Level Security (RLS) policies and authentication checks, utilizing client-side LocalStorage exclusively for active UI preferences and transient cart state.</w:t>
       </w:r>
     </w:p>
     <w:p>
